--- a/site/files/Phase-Protocol-250-The Quinn Magnetic- Gauss-Primed Zero-G Momentum Engine: Pin-Primed, Photo-Gated, Self-Reloading; the Neo Protection Law Locked - No Ball Ever Touches a Neo)Magnetic teaching Demostration- Gemini Protocols.docx
+++ b/site/files/Phase-Protocol-250-The Quinn Magnetic- Gauss-Primed Zero-G Momentum Engine: Pin-Primed, Photo-Gated, Self-Reloading; the Neo Protection Law Locked - No Ball Ever Touches a Neo)Magnetic teaching Demostration- Gemini Protocols.docx
@@ -962,7 +962,7 @@
         <w:rPr>
           <w:sz w:val="22"/>
         </w:rPr>
-        <w:t xml:space="preserve">THE SCALE NUMBERS (BENCH ESTIMATES, SEATED AS ESTIMATES): three 50 kg-pull neos make about a 1,500 N stack; wells about 10-15 mm; the impact-to-shatter bench starts at 25 kg neos and ramps the strike energy — 'lets play catch, start at 25', verbatim.</w:t>
+        <w:t>THE SCALE NUMBERS (BENCH ESTIMATES, SEATED AS ESTIMATES): three 50 kg-pull neos make about a 1,500 N stack; wells about 10-15 J; the impact-to-shatter bench starts at 25 kg neos and ramps the strike energy — 'lets play catch, start at 25', verbatim.</w:t>
       </w:r>
     </w:p>
     <w:p>
